--- a/outputs/FA-Agent_온보딩_가이드_2026-06-12.docx
+++ b/outputs/FA-Agent_온보딩_가이드_2026-06-12.docx
@@ -5152,6 +5152,17 @@
         <w:t>outputs/FA-Agent_온보딩_가이드_*.docx</w:t>
       </w:r>
       <w:r>
+        <w:t xml:space="preserve">, 교육 발표용 PPT: </w:t>
+      </w:r>
+      <w:r>
+        <w:rPr>
+          <w:rFonts w:ascii="Consolas" w:hAnsi="Consolas"/>
+          <w:color w:val="B1294A"/>
+          <w:sz w:val="20"/>
+        </w:rPr>
+        <w:t>outputs/FA-Agent_온보딩_발표자료_*.pptx</w:t>
+      </w:r>
+      <w:r>
         <w:t>)</w:t>
       </w:r>
     </w:p>
@@ -5498,7 +5509,32 @@
         <w:pStyle w:val="ListBullet"/>
       </w:pPr>
       <w:r>
-        <w:t>교육 자료가 더 필요하면 AI에게: *"온보딩_가이드.md 기반으로 30분 교육용 PPT 만들어줘"*</w:t>
+        <w:rPr>
+          <w:b/>
+        </w:rPr>
+        <w:t>교육 발표용 PPT</w:t>
+      </w:r>
+      <w:r>
+        <w:t xml:space="preserve">(메인 요약 1장 + 보조 7장, LGES 표준 레이아웃)가 </w:t>
+      </w:r>
+      <w:r>
+        <w:rPr>
+          <w:rFonts w:ascii="Consolas" w:hAnsi="Consolas"/>
+          <w:color w:val="B1294A"/>
+          <w:sz w:val="20"/>
+        </w:rPr>
+        <w:t>outputs/FA-Agent_온보딩_발표자료_*.pptx</w:t>
+      </w:r>
+      <w:r>
+        <w:t xml:space="preserve"> 에 준비되어 있습니다. 가이드 수정 후 재생성: </w:t>
+      </w:r>
+      <w:r>
+        <w:rPr>
+          <w:rFonts w:ascii="Consolas" w:hAnsi="Consolas"/>
+          <w:color w:val="B1294A"/>
+          <w:sz w:val="20"/>
+        </w:rPr>
+        <w:t>python3 scripts/build_onboarding_guide_pptx.py</w:t>
       </w:r>
     </w:p>
     <w:p>

--- a/outputs/FA-Agent_온보딩_가이드_2026-06-12.docx
+++ b/outputs/FA-Agent_온보딩_가이드_2026-06-12.docx
@@ -5515,7 +5515,7 @@
         <w:t>교육 발표용 PPT</w:t>
       </w:r>
       <w:r>
-        <w:t xml:space="preserve">(메인 요약 1장 + 보조 7장, LGES 표준 레이아웃)가 </w:t>
+        <w:t xml:space="preserve">(16:9 교육용 자체 양식 15장 — 표지·아젠다·개념·준비·사용법·규칙·마무리, 보고용 LGES 분류형 미적용)가 </w:t>
       </w:r>
       <w:r>
         <w:rPr>
